--- a/Горобчук текстовая часть.docx
+++ b/Горобчук текстовая часть.docx
@@ -2424,16 +2424,6 @@
     </w:p>
     <w:p>
       <w:pPr>
-        <w:pStyle w:val="Normal"/>
-        <w:ind w:left="0"/>
-      </w:pPr>
-      <w:r>
-        <w:rPr/>
-        <w:t xml:space="preserve"> </w:t>
-      </w:r>
-    </w:p>
-    <w:p>
-      <w:pPr>
         <w:pStyle w:val="Heading2"/>
       </w:pPr>
       <w:bookmarkStart w:name="_Toc2071261465" w:id="560179792"/>
@@ -2455,13 +2445,334 @@
     </w:p>
     <w:p>
       <w:pPr>
+        <w:pStyle w:val="Heading2"/>
+      </w:pPr>
+      <w:r>
+        <w:rPr/>
+        <w:t xml:space="preserve"> </w:t>
+      </w:r>
+      <w:r>
+        <w:rPr/>
+        <w:t>2.3 Файлы и программы</w:t>
+      </w:r>
+    </w:p>
+    <w:p>
+      <w:pPr>
         <w:pStyle w:val="Normal"/>
-        <w:ind w:left="0"/>
-      </w:pPr>
-      <w:r>
-        <w:rPr/>
-        <w:t xml:space="preserve"> </w:t>
-      </w:r>
+      </w:pPr>
+      <w:r>
+        <w:rPr/>
+        <w:t>Проект Django состоит из:</w:t>
+      </w:r>
+    </w:p>
+    <w:p>
+      <w:pPr>
+        <w:pStyle w:val="ListParagraph"/>
+        <w:numPr>
+          <w:ilvl w:val="0"/>
+          <w:numId w:val="9"/>
+        </w:numPr>
+        <w:ind w:left="360"/>
+        <w:rPr>
+          <w:sz w:val="28"/>
+          <w:szCs w:val="28"/>
+        </w:rPr>
+      </w:pPr>
+      <w:r>
+        <w:rPr/>
+        <w:t>manage.py — точка входа (CLI-утилита)</w:t>
+      </w:r>
+    </w:p>
+    <w:p>
+      <w:pPr>
+        <w:pStyle w:val="ListParagraph"/>
+        <w:numPr>
+          <w:ilvl w:val="0"/>
+          <w:numId w:val="9"/>
+        </w:numPr>
+        <w:ind w:left="360"/>
+        <w:rPr>
+          <w:sz w:val="28"/>
+          <w:szCs w:val="28"/>
+        </w:rPr>
+      </w:pPr>
+      <w:r>
+        <w:rPr>
+          <w:sz w:val="28"/>
+          <w:szCs w:val="28"/>
+        </w:rPr>
+        <w:t>re</w:t>
+      </w:r>
+      <w:r>
+        <w:rPr>
+          <w:sz w:val="28"/>
+          <w:szCs w:val="28"/>
+        </w:rPr>
+        <w:t xml:space="preserve">quirments.txt </w:t>
+      </w:r>
+      <w:r>
+        <w:rPr>
+          <w:sz w:val="28"/>
+          <w:szCs w:val="28"/>
+        </w:rPr>
+        <w:t xml:space="preserve">— </w:t>
+      </w:r>
+      <w:r>
+        <w:rPr>
+          <w:sz w:val="28"/>
+          <w:szCs w:val="28"/>
+        </w:rPr>
+        <w:t>список используемых библиотек</w:t>
+      </w:r>
+    </w:p>
+    <w:p>
+      <w:pPr>
+        <w:pStyle w:val="ListParagraph"/>
+        <w:numPr>
+          <w:ilvl w:val="0"/>
+          <w:numId w:val="9"/>
+        </w:numPr>
+        <w:ind w:left="360"/>
+        <w:rPr>
+          <w:sz w:val="28"/>
+          <w:szCs w:val="28"/>
+        </w:rPr>
+      </w:pPr>
+      <w:r>
+        <w:rPr/>
+        <w:t>settings.py — конфигурация проекта</w:t>
+      </w:r>
+    </w:p>
+    <w:p>
+      <w:pPr>
+        <w:pStyle w:val="ListParagraph"/>
+        <w:numPr>
+          <w:ilvl w:val="0"/>
+          <w:numId w:val="9"/>
+        </w:numPr>
+        <w:ind w:left="360"/>
+        <w:rPr>
+          <w:sz w:val="28"/>
+          <w:szCs w:val="28"/>
+        </w:rPr>
+      </w:pPr>
+      <w:r>
+        <w:rPr/>
+        <w:t>urls.py — главная маршрутизация URL</w:t>
+      </w:r>
+    </w:p>
+    <w:p>
+      <w:pPr>
+        <w:pStyle w:val="ListParagraph"/>
+        <w:numPr>
+          <w:ilvl w:val="0"/>
+          <w:numId w:val="9"/>
+        </w:numPr>
+        <w:ind w:left="360"/>
+        <w:rPr>
+          <w:sz w:val="28"/>
+          <w:szCs w:val="28"/>
+        </w:rPr>
+      </w:pPr>
+      <w:r>
+        <w:rPr/>
+        <w:t>Приложения (</w:t>
+      </w:r>
+      <w:r>
+        <w:rPr/>
+        <w:t>apps</w:t>
+      </w:r>
+      <w:r>
+        <w:rPr/>
+        <w:t>) — папки с:</w:t>
+      </w:r>
+    </w:p>
+    <w:p>
+      <w:pPr>
+        <w:pStyle w:val="ListParagraph"/>
+        <w:numPr>
+          <w:ilvl w:val="1"/>
+          <w:numId w:val="9"/>
+        </w:numPr>
+        <w:ind w:left="630"/>
+        <w:rPr>
+          <w:sz w:val="28"/>
+          <w:szCs w:val="28"/>
+        </w:rPr>
+      </w:pPr>
+      <w:r>
+        <w:rPr/>
+        <w:t>models.py — модели БД</w:t>
+      </w:r>
+    </w:p>
+    <w:p>
+      <w:pPr>
+        <w:pStyle w:val="ListParagraph"/>
+        <w:numPr>
+          <w:ilvl w:val="1"/>
+          <w:numId w:val="9"/>
+        </w:numPr>
+        <w:ind w:left="630"/>
+        <w:rPr>
+          <w:sz w:val="28"/>
+          <w:szCs w:val="28"/>
+        </w:rPr>
+      </w:pPr>
+      <w:r>
+        <w:rPr/>
+        <w:t>views.py — логика обработки запросов</w:t>
+      </w:r>
+    </w:p>
+    <w:p>
+      <w:pPr>
+        <w:pStyle w:val="ListParagraph"/>
+        <w:numPr>
+          <w:ilvl w:val="1"/>
+          <w:numId w:val="9"/>
+        </w:numPr>
+        <w:ind w:left="630"/>
+        <w:rPr>
+          <w:sz w:val="28"/>
+          <w:szCs w:val="28"/>
+        </w:rPr>
+      </w:pPr>
+      <w:r>
+        <w:rPr/>
+        <w:t>urls.py — маршруты приложения</w:t>
+      </w:r>
+    </w:p>
+    <w:p>
+      <w:pPr>
+        <w:pStyle w:val="ListParagraph"/>
+        <w:numPr>
+          <w:ilvl w:val="1"/>
+          <w:numId w:val="9"/>
+        </w:numPr>
+        <w:ind w:left="630"/>
+        <w:rPr>
+          <w:sz w:val="28"/>
+          <w:szCs w:val="28"/>
+        </w:rPr>
+      </w:pPr>
+      <w:r>
+        <w:rPr/>
+        <w:t>admin.py — настройка админки</w:t>
+      </w:r>
+    </w:p>
+    <w:p>
+      <w:pPr>
+        <w:pStyle w:val="ListParagraph"/>
+        <w:numPr>
+          <w:ilvl w:val="1"/>
+          <w:numId w:val="9"/>
+        </w:numPr>
+        <w:ind w:left="630"/>
+        <w:rPr>
+          <w:sz w:val="28"/>
+          <w:szCs w:val="28"/>
+        </w:rPr>
+      </w:pPr>
+      <w:r>
+        <w:rPr/>
+        <w:t>forms.py — формы</w:t>
+      </w:r>
+    </w:p>
+    <w:p>
+      <w:pPr>
+        <w:pStyle w:val="ListParagraph"/>
+        <w:numPr>
+          <w:ilvl w:val="1"/>
+          <w:numId w:val="9"/>
+        </w:numPr>
+        <w:ind w:left="630"/>
+        <w:rPr>
+          <w:sz w:val="28"/>
+          <w:szCs w:val="28"/>
+        </w:rPr>
+      </w:pPr>
+      <w:r>
+        <w:rPr/>
+        <w:t>templates</w:t>
+      </w:r>
+      <w:r>
+        <w:rPr/>
+        <w:t>/ — HTML-шаблоны</w:t>
+      </w:r>
+    </w:p>
+    <w:p>
+      <w:pPr>
+        <w:pStyle w:val="ListParagraph"/>
+        <w:numPr>
+          <w:ilvl w:val="1"/>
+          <w:numId w:val="9"/>
+        </w:numPr>
+        <w:ind w:left="630"/>
+        <w:rPr>
+          <w:sz w:val="28"/>
+          <w:szCs w:val="28"/>
+        </w:rPr>
+      </w:pPr>
+      <w:r>
+        <w:rPr/>
+        <w:t>static</w:t>
+      </w:r>
+      <w:r>
+        <w:rPr/>
+        <w:t>/ — CSS/JS/изображения</w:t>
+      </w:r>
+    </w:p>
+    <w:p>
+      <w:pPr>
+        <w:pStyle w:val="ListParagraph"/>
+        <w:numPr>
+          <w:ilvl w:val="1"/>
+          <w:numId w:val="9"/>
+        </w:numPr>
+        <w:ind w:left="630"/>
+        <w:rPr>
+          <w:sz w:val="28"/>
+          <w:szCs w:val="28"/>
+        </w:rPr>
+      </w:pPr>
+      <w:r>
+        <w:rPr/>
+        <w:t>migrations</w:t>
+      </w:r>
+      <w:r>
+        <w:rPr/>
+        <w:t>/ — миграции БД</w:t>
+      </w:r>
+    </w:p>
+    <w:p>
+      <w:pPr>
+        <w:pStyle w:val="ListParagraph"/>
+        <w:numPr>
+          <w:ilvl w:val="0"/>
+          <w:numId w:val="9"/>
+        </w:numPr>
+        <w:ind w:left="360"/>
+        <w:rPr>
+          <w:sz w:val="28"/>
+          <w:szCs w:val="28"/>
+        </w:rPr>
+      </w:pPr>
+      <w:r>
+        <w:rPr/>
+        <w:t xml:space="preserve">База данных (обычно </w:t>
+      </w:r>
+      <w:r>
+        <w:rPr/>
+        <w:t>SQLite</w:t>
+      </w:r>
+      <w:r>
+        <w:rPr/>
+        <w:t xml:space="preserve"> по умолчанию)</w:t>
+      </w:r>
+    </w:p>
+    <w:p>
+      <w:pPr>
+        <w:pStyle w:val="Normal"/>
+      </w:pPr>
     </w:p>
     <w:p>
       <w:r>
@@ -3190,6 +3501,118 @@
 
 <file path=word/numbering.xml><?xml version="1.0" encoding="utf-8"?>
 <w:numbering xmlns:w="http://schemas.openxmlformats.org/wordprocessingml/2006/main">
+  <w:abstractNum xmlns:w="http://schemas.openxmlformats.org/wordprocessingml/2006/main" w:abstractNumId="9">
+    <w:nsid w:val="10fc00de"/>
+    <w:multiLevelType xmlns:w="http://schemas.openxmlformats.org/wordprocessingml/2006/main" w:val="hybridMultilevel"/>
+    <w:lvl xmlns:w="http://schemas.openxmlformats.org/wordprocessingml/2006/main" w:ilvl="0">
+      <w:start w:val="1"/>
+      <w:numFmt w:val="bullet"/>
+      <w:lvlText w:val=""/>
+      <w:lvlJc w:val="left"/>
+      <w:pPr>
+        <w:ind w:left="720" w:hanging="360"/>
+      </w:pPr>
+      <w:rPr>
+        <w:rFonts w:hint="default" w:ascii="Symbol" w:hAnsi="Symbol"/>
+      </w:rPr>
+    </w:lvl>
+    <w:lvl xmlns:w="http://schemas.openxmlformats.org/wordprocessingml/2006/main" w:ilvl="1">
+      <w:start w:val="1"/>
+      <w:numFmt w:val="bullet"/>
+      <w:lvlText w:val="o"/>
+      <w:lvlJc w:val="left"/>
+      <w:pPr>
+        <w:ind w:left="1440" w:hanging="360"/>
+      </w:pPr>
+      <w:rPr>
+        <w:rFonts w:hint="default" w:ascii="Courier New" w:hAnsi="Courier New"/>
+      </w:rPr>
+    </w:lvl>
+    <w:lvl xmlns:w="http://schemas.openxmlformats.org/wordprocessingml/2006/main" w:ilvl="2">
+      <w:start w:val="1"/>
+      <w:numFmt w:val="bullet"/>
+      <w:lvlText w:val=""/>
+      <w:lvlJc w:val="left"/>
+      <w:pPr>
+        <w:ind w:left="2160" w:hanging="360"/>
+      </w:pPr>
+      <w:rPr>
+        <w:rFonts w:hint="default" w:ascii="Wingdings" w:hAnsi="Wingdings"/>
+      </w:rPr>
+    </w:lvl>
+    <w:lvl xmlns:w="http://schemas.openxmlformats.org/wordprocessingml/2006/main" w:ilvl="3">
+      <w:start w:val="1"/>
+      <w:numFmt w:val="bullet"/>
+      <w:lvlText w:val=""/>
+      <w:lvlJc w:val="left"/>
+      <w:pPr>
+        <w:ind w:left="2880" w:hanging="360"/>
+      </w:pPr>
+      <w:rPr>
+        <w:rFonts w:hint="default" w:ascii="Symbol" w:hAnsi="Symbol"/>
+      </w:rPr>
+    </w:lvl>
+    <w:lvl xmlns:w="http://schemas.openxmlformats.org/wordprocessingml/2006/main" w:ilvl="4">
+      <w:start w:val="1"/>
+      <w:numFmt w:val="bullet"/>
+      <w:lvlText w:val="o"/>
+      <w:lvlJc w:val="left"/>
+      <w:pPr>
+        <w:ind w:left="3600" w:hanging="360"/>
+      </w:pPr>
+      <w:rPr>
+        <w:rFonts w:hint="default" w:ascii="Courier New" w:hAnsi="Courier New"/>
+      </w:rPr>
+    </w:lvl>
+    <w:lvl xmlns:w="http://schemas.openxmlformats.org/wordprocessingml/2006/main" w:ilvl="5">
+      <w:start w:val="1"/>
+      <w:numFmt w:val="bullet"/>
+      <w:lvlText w:val=""/>
+      <w:lvlJc w:val="left"/>
+      <w:pPr>
+        <w:ind w:left="4320" w:hanging="360"/>
+      </w:pPr>
+      <w:rPr>
+        <w:rFonts w:hint="default" w:ascii="Wingdings" w:hAnsi="Wingdings"/>
+      </w:rPr>
+    </w:lvl>
+    <w:lvl xmlns:w="http://schemas.openxmlformats.org/wordprocessingml/2006/main" w:ilvl="6">
+      <w:start w:val="1"/>
+      <w:numFmt w:val="bullet"/>
+      <w:lvlText w:val=""/>
+      <w:lvlJc w:val="left"/>
+      <w:pPr>
+        <w:ind w:left="5040" w:hanging="360"/>
+      </w:pPr>
+      <w:rPr>
+        <w:rFonts w:hint="default" w:ascii="Symbol" w:hAnsi="Symbol"/>
+      </w:rPr>
+    </w:lvl>
+    <w:lvl xmlns:w="http://schemas.openxmlformats.org/wordprocessingml/2006/main" w:ilvl="7">
+      <w:start w:val="1"/>
+      <w:numFmt w:val="bullet"/>
+      <w:lvlText w:val="o"/>
+      <w:lvlJc w:val="left"/>
+      <w:pPr>
+        <w:ind w:left="5760" w:hanging="360"/>
+      </w:pPr>
+      <w:rPr>
+        <w:rFonts w:hint="default" w:ascii="Courier New" w:hAnsi="Courier New"/>
+      </w:rPr>
+    </w:lvl>
+    <w:lvl xmlns:w="http://schemas.openxmlformats.org/wordprocessingml/2006/main" w:ilvl="8">
+      <w:start w:val="1"/>
+      <w:numFmt w:val="bullet"/>
+      <w:lvlText w:val=""/>
+      <w:lvlJc w:val="left"/>
+      <w:pPr>
+        <w:ind w:left="6480" w:hanging="360"/>
+      </w:pPr>
+      <w:rPr>
+        <w:rFonts w:hint="default" w:ascii="Wingdings" w:hAnsi="Wingdings"/>
+      </w:rPr>
+    </w:lvl>
+  </w:abstractNum>
   <w:abstractNum xmlns:w="http://schemas.openxmlformats.org/wordprocessingml/2006/main" w:abstractNumId="8">
     <w:nsid w:val="3aa58496"/>
     <w:multiLevelType xmlns:w="http://schemas.openxmlformats.org/wordprocessingml/2006/main" w:val="hybridMultilevel"/>
@@ -4032,6 +4455,9 @@
       </w:pPr>
     </w:lvl>
   </w:abstractNum>
+  <w:num w:numId="9">
+    <w:abstractNumId w:val="9"/>
+  </w:num>
   <w:num w:numId="8">
     <w:abstractNumId w:val="8"/>
   </w:num>
